--- a/docs/SECOND_LEG_HUNT.docx
+++ b/docs/SECOND_LEG_HUNT.docx
@@ -816,6 +816,72 @@
           </w:p>
         </w:tc>
       </w:tr>
+      <w:tr>
+        <w:tc>
+          <w:tcPr>
+            <w:tcW w:type="dxa" w:w="2160"/>
+          </w:tcPr>
+          <w:p>
+            <w:r>
+              <w:rPr>
+                <w:b w:val="0"/>
+              </w:rPr>
+              <w:t>49</w:t>
+            </w:r>
+          </w:p>
+        </w:tc>
+        <w:tc>
+          <w:tcPr>
+            <w:tcW w:type="dxa" w:w="2160"/>
+          </w:tcPr>
+          <w:p>
+            <w:r>
+              <w:rPr>
+                <w:b/>
+              </w:rPr>
+              <w:t>Short-vol / VRP</w:t>
+            </w:r>
+          </w:p>
+        </w:tc>
+        <w:tc>
+          <w:tcPr>
+            <w:tcW w:type="dxa" w:w="2160"/>
+          </w:tcPr>
+          <w:p>
+            <w:r>
+              <w:rPr>
+                <w:b w:val="0"/>
+              </w:rPr>
+              <w:t>uncorrelated, 6/6 yrs, lifts</w:t>
+            </w:r>
+          </w:p>
+        </w:tc>
+        <w:tc>
+          <w:tcPr>
+            <w:tcW w:type="dxa" w:w="2160"/>
+          </w:tcPr>
+          <w:p>
+            <w:r>
+              <w:rPr>
+                <w:b w:val="0"/>
+              </w:rPr>
+              <w:t xml:space="preserve">✅ </w:t>
+            </w:r>
+            <w:r>
+              <w:rPr>
+                <w:b/>
+              </w:rPr>
+              <w:t>CLEARS</w:t>
+            </w:r>
+            <w:r>
+              <w:rPr>
+                <w:b w:val="0"/>
+              </w:rPr>
+              <w:t xml:space="preserve"> — combined 0.83→1.08, DSR 0.90, DD unchanged at 12% size; asterisk = un-sampled −46% tail</w:t>
+            </w:r>
+          </w:p>
+        </w:tc>
+      </w:tr>
     </w:tbl>
     <w:p/>
     <w:p>
@@ -1219,15 +1285,9 @@
     <w:p>
       <w:r>
         <w:rPr>
-          <w:b/>
-        </w:rPr>
-        <w:t>One deployable edge (pairs, ~0.83, survivorship-stamped). No positive-and-robust second leg.</w:t>
-      </w:r>
-      <w:r>
-        <w:rPr>
           <w:b w:val="0"/>
         </w:rPr>
-        <w:t xml:space="preserve"> Three</w:t>
+        <w:t>**One deployable core edge (pairs, ~0.83, survivorship-stamped) — and, after three rejections, a first</w:t>
       </w:r>
     </w:p>
     <w:p>
@@ -1235,7 +1295,7 @@
         <w:rPr>
           <w:b w:val="0"/>
         </w:rPr>
-        <w:t>serious candidates, three different honest rejections. The binding constraint is now crisply defined:</w:t>
+        <w:t>real second leg: short-vol / VRP (Case 49).** The binding constraint that finally cracked:</w:t>
       </w:r>
     </w:p>
     <w:p>
@@ -1257,7 +1317,19 @@
         <w:rPr>
           <w:b w:val="0"/>
         </w:rPr>
-        <w:t>A pairs+momentum forward paper-track runs live (sized tiny, low expectations) to let reality adjudicate.</w:t>
+        <w:t xml:space="preserve">Value, momentum, and seasonality each failed it on a different axis. </w:t>
+      </w:r>
+      <w:r>
+        <w:rPr>
+          <w:b/>
+        </w:rPr>
+        <w:t>Short-volatility clears it</w:t>
+      </w:r>
+      <w:r>
+        <w:rPr>
+          <w:b w:val="0"/>
+        </w:rPr>
+        <w:t xml:space="preserve"> — on</w:t>
       </w:r>
     </w:p>
     <w:p>
@@ -1265,13 +1337,7 @@
         <w:rPr>
           <w:b w:val="0"/>
         </w:rPr>
-        <w:t xml:space="preserve">The hunt continues in veins not yet tried with this rigor: </w:t>
-      </w:r>
-      <w:r>
-        <w:rPr>
-          <w:b/>
-        </w:rPr>
-        <w:t>short-volatility / variance-risk-premium</w:t>
+        <w:t>a genuinely different risk axis (selling volatility): ρ=0.04 with pairs, positive 6/6 years, robust</w:t>
       </w:r>
     </w:p>
     <w:p>
@@ -1279,7 +1345,19 @@
         <w:rPr>
           <w:b w:val="0"/>
         </w:rPr>
-        <w:t>(real premium, genuinely different signal source, but a known tail trap — must be measured with explicit</w:t>
+        <w:t xml:space="preserve">across leave-one-out, and it </w:t>
+      </w:r>
+      <w:r>
+        <w:rPr>
+          <w:b/>
+        </w:rPr>
+        <w:t>lifts the combined book 0.83 → 1.08 (DSR 0.90)</w:t>
+      </w:r>
+      <w:r>
+        <w:rPr>
+          <w:b w:val="0"/>
+        </w:rPr>
+        <w:t xml:space="preserve"> while inverse-vol sizing</w:t>
       </w:r>
     </w:p>
     <w:p>
@@ -1287,7 +1365,59 @@
         <w:rPr>
           <w:b w:val="0"/>
         </w:rPr>
-        <w:t xml:space="preserve">drawdown and tail-correlation-to-pairs), a </w:t>
+        <w:t xml:space="preserve">holds the combined drawdown at −5.5%. </w:t>
+      </w:r>
+      <w:r>
+        <w:rPr>
+          <w:b/>
+        </w:rPr>
+        <w:t>Its asterisk is non-negotiable and front-and-center:</w:t>
+      </w:r>
+      <w:r>
+        <w:rPr>
+          <w:b w:val="0"/>
+        </w:rPr>
+        <w:t xml:space="preserve"> short-vol</w:t>
+      </w:r>
+    </w:p>
+    <w:p>
+      <w:r>
+        <w:rPr>
+          <w:b w:val="0"/>
+        </w:rPr>
+        <w:t>is negatively skewed with an *un-sampled catastrophic tail* (−46% standalone; 2021–2026 had no</w:t>
+      </w:r>
+    </w:p>
+    <w:p>
+      <w:r>
+        <w:rPr>
+          <w:b w:val="0"/>
+        </w:rPr>
+        <w:t>volmageddon), so the Sharpe/DSR/DD all understate the true risk — it deploys only at small (~12%) size</w:t>
+      </w:r>
+    </w:p>
+    <w:p>
+      <w:r>
+        <w:rPr>
+          <w:b w:val="0"/>
+        </w:rPr>
+        <w:t>with explicit tail management, and a vol spike is the known failure mode. It now joins the forward</w:t>
+      </w:r>
+    </w:p>
+    <w:p>
+      <w:r>
+        <w:rPr>
+          <w:b w:val="0"/>
+        </w:rPr>
+        <w:t>paper-track (pairs + momentum + short-vol), each sized to honest conviction.</w:t>
+      </w:r>
+    </w:p>
+    <w:p>
+      <w:r>
+        <w:rPr>
+          <w:b w:val="0"/>
+        </w:rPr>
+        <w:t xml:space="preserve">Veins still untried with this rigor: a </w:t>
       </w:r>
       <w:r>
         <w:rPr>
@@ -1299,7 +1429,7 @@
         <w:rPr>
           <w:b w:val="0"/>
         </w:rPr>
-        <w:t xml:space="preserve">, and </w:t>
+        <w:t xml:space="preserve"> and </w:t>
       </w:r>
       <w:r>
         <w:rPr>
@@ -1313,7 +1443,7 @@
         <w:rPr>
           <w:b w:val="0"/>
         </w:rPr>
-        <w:t>(data-gated on add/delete dates). The job, as always, is to reject cheaply and find the rare survivor.</w:t>
+        <w:t>(data-gated). The job, as always: reject cheaply, suspect any lift, and respect the tail you didn't</w:t>
       </w:r>
     </w:p>
     <w:p>
@@ -1321,7 +1451,7 @@
         <w:rPr>
           <w:b w:val="0"/>
         </w:rPr>
-        <w:t>*Bottom line: the platform tells the truth. It has rejected three plausible second legs this session —</w:t>
+        <w:t>sample.</w:t>
       </w:r>
     </w:p>
     <w:p>
@@ -1329,7 +1459,15 @@
         <w:rPr>
           <w:b w:val="0"/>
         </w:rPr>
-        <w:t>each of which a naive backtest would have shipped — and the rejections are the product.*</w:t>
+        <w:t>*Bottom line: the platform tells the truth. It rejected three plausible second legs — each of which a</w:t>
+      </w:r>
+    </w:p>
+    <w:p>
+      <w:r>
+        <w:rPr>
+          <w:b w:val="0"/>
+        </w:rPr>
+        <w:t>naive backtest would have shipped — and then found a real one whose biggest risk it refuses to hide.*</w:t>
       </w:r>
     </w:p>
     <w:sectPr>

--- a/docs/SECOND_LEG_HUNT.docx
+++ b/docs/SECOND_LEG_HUNT.docx
@@ -865,19 +865,85 @@
               <w:rPr>
                 <w:b w:val="0"/>
               </w:rPr>
-              <w:t xml:space="preserve">✅ </w:t>
+              <w:t xml:space="preserve">🟡→❌ — *looked* like it cleared (combined 1.08) but the audit (Case 52) showed the lift is a 2022–23 vol-crush artifact; </w:t>
             </w:r>
             <w:r>
               <w:rPr>
                 <w:b/>
               </w:rPr>
-              <w:t>CLEARS</w:t>
+              <w:t>−0.27 since 2024</w:t>
             </w:r>
             <w:r>
               <w:rPr>
                 <w:b w:val="0"/>
               </w:rPr>
-              <w:t xml:space="preserve"> — combined 0.83→1.08, DSR 0.90, DD unchanged at 12% size; asterisk = un-sampled −46% tail</w:t>
+              <w:t xml:space="preserve"> → not a current diversifier</w:t>
+            </w:r>
+          </w:p>
+        </w:tc>
+      </w:tr>
+      <w:tr>
+        <w:tc>
+          <w:tcPr>
+            <w:tcW w:type="dxa" w:w="2160"/>
+          </w:tcPr>
+          <w:p>
+            <w:r>
+              <w:rPr>
+                <w:b w:val="0"/>
+              </w:rPr>
+              <w:t>52</w:t>
+            </w:r>
+          </w:p>
+        </w:tc>
+        <w:tc>
+          <w:tcPr>
+            <w:tcW w:type="dxa" w:w="2160"/>
+          </w:tcPr>
+          <w:p>
+            <w:r>
+              <w:rPr>
+                <w:b/>
+              </w:rPr>
+              <w:t>Adversarial self-audit</w:t>
+            </w:r>
+          </w:p>
+        </w:tc>
+        <w:tc>
+          <w:tcPr>
+            <w:tcW w:type="dxa" w:w="2160"/>
+          </w:tcPr>
+          <w:p>
+            <w:r>
+              <w:rPr>
+                <w:b w:val="0"/>
+              </w:rPr>
+              <w:t>refute our own claims</w:t>
+            </w:r>
+          </w:p>
+        </w:tc>
+        <w:tc>
+          <w:tcPr>
+            <w:tcW w:type="dxa" w:w="2160"/>
+          </w:tcPr>
+          <w:p>
+            <w:r>
+              <w:rPr>
+                <w:b w:val="0"/>
+              </w:rPr>
+              <w:t xml:space="preserve">⚠️ caught the OVERSELLING: pairs is forward ~0.3–0.5 (not 0.83), short-vol drags since 2024, 5 code bugs fixed; </w:t>
+            </w:r>
+            <w:r>
+              <w:rPr>
+                <w:b/>
+              </w:rPr>
+              <w:t>one thin regime-dependent edge</w:t>
+            </w:r>
+            <w:r>
+              <w:rPr>
+                <w:b w:val="0"/>
+              </w:rPr>
+              <w:t xml:space="preserve"> stands</w:t>
             </w:r>
           </w:p>
         </w:tc>
@@ -1287,7 +1353,7 @@
         <w:rPr>
           <w:b w:val="0"/>
         </w:rPr>
-        <w:t>**One deployable core edge (pairs, ~0.83, survivorship-stamped) — and, after three rejections, a first</w:t>
+        <w:t>**One deployable core edge (pairs) — and, after four rejections plus a self-audit, STILL no validated</w:t>
       </w:r>
     </w:p>
     <w:p>
@@ -1295,7 +1361,7 @@
         <w:rPr>
           <w:b w:val="0"/>
         </w:rPr>
-        <w:t>real second leg: short-vol / VRP (Case 49).** The binding constraint that finally cracked:</w:t>
+        <w:t>second leg.** The binding constraint:</w:t>
       </w:r>
     </w:p>
     <w:p>
@@ -1317,19 +1383,7 @@
         <w:rPr>
           <w:b w:val="0"/>
         </w:rPr>
-        <w:t xml:space="preserve">Value, momentum, and seasonality each failed it on a different axis. </w:t>
-      </w:r>
-      <w:r>
-        <w:rPr>
-          <w:b/>
-        </w:rPr>
-        <w:t>Short-volatility clears it</w:t>
-      </w:r>
-      <w:r>
-        <w:rPr>
-          <w:b w:val="0"/>
-        </w:rPr>
-        <w:t xml:space="preserve"> — on</w:t>
+        <w:t>Value, momentum, seasonality, and cross-asset trend each failed it on a different axis. **Short-vol</w:t>
       </w:r>
     </w:p>
     <w:p>
@@ -1337,7 +1391,19 @@
         <w:rPr>
           <w:b w:val="0"/>
         </w:rPr>
-        <w:t>a genuinely different risk axis (selling volatility): ρ=0.04 with pairs, positive 6/6 years, robust</w:t>
+        <w:t>*looked* like it cleared it</w:t>
+      </w:r>
+      <w:r>
+        <w:rPr>
+          <w:b/>
+        </w:rPr>
+        <w:t xml:space="preserve"> (Case 49: ρ=0.04, "6/6 years", combined 1.08) — but the </w:t>
+      </w:r>
+      <w:r>
+        <w:rPr>
+          <w:b w:val="0"/>
+        </w:rPr>
+        <w:t>adversarial audit</w:t>
       </w:r>
     </w:p>
     <w:p>
@@ -1345,19 +1411,19 @@
         <w:rPr>
           <w:b w:val="0"/>
         </w:rPr>
-        <w:t xml:space="preserve">across leave-one-out, and it </w:t>
+        <w:t>(Case 52) refuted the diversification</w:t>
       </w:r>
       <w:r>
         <w:rPr>
           <w:b/>
         </w:rPr>
-        <w:t>lifts the combined book 0.83 → 1.08 (DSR 0.90)</w:t>
+        <w:t xml:space="preserve">: the entire lift is the 2022–23 vol-crush, and </w:t>
       </w:r>
       <w:r>
         <w:rPr>
           <w:b w:val="0"/>
         </w:rPr>
-        <w:t xml:space="preserve"> while inverse-vol sizing</w:t>
+        <w:t>since 2024 the</w:t>
       </w:r>
     </w:p>
     <w:p>
@@ -1365,19 +1431,7 @@
         <w:rPr>
           <w:b w:val="0"/>
         </w:rPr>
-        <w:t xml:space="preserve">holds the combined drawdown at −5.5%. </w:t>
-      </w:r>
-      <w:r>
-        <w:rPr>
-          <w:b/>
-        </w:rPr>
-        <w:t>Its asterisk is non-negotiable and front-and-center:</w:t>
-      </w:r>
-      <w:r>
-        <w:rPr>
-          <w:b w:val="0"/>
-        </w:rPr>
-        <w:t xml:space="preserve"> short-vol</w:t>
+        <w:t>book lift is −0.27** (short-vol drags). The "6/6 years" was the standalone calendar Sharpe, not the book</w:t>
       </w:r>
     </w:p>
     <w:p>
@@ -1385,7 +1439,7 @@
         <w:rPr>
           <w:b w:val="0"/>
         </w:rPr>
-        <w:t>is negatively skewed with an *un-sampled catastrophic tail* (−46% standalone; 2021–2026 had no</w:t>
+        <w:t>lift; ρ≈0 is real and stress-stable but "uncorrelated ≠ hedged" (pairs is dead weight in a vol spike).</w:t>
       </w:r>
     </w:p>
     <w:p>
@@ -1393,7 +1447,19 @@
         <w:rPr>
           <w:b w:val="0"/>
         </w:rPr>
-        <w:t>volmageddon), so the Sharpe/DSR/DD all understate the true risk — it deploys only at small (~12%) size</w:t>
+        <w:t xml:space="preserve">So short-vol is </w:t>
+      </w:r>
+      <w:r>
+        <w:rPr>
+          <w:b/>
+        </w:rPr>
+        <w:t>not a current diversifier</w:t>
+      </w:r>
+      <w:r>
+        <w:rPr>
+          <w:b w:val="0"/>
+        </w:rPr>
+        <w:t xml:space="preserve"> — it stays on the forward track at a tiny 8% tail-cap only</w:t>
       </w:r>
     </w:p>
     <w:p>
@@ -1401,7 +1467,7 @@
         <w:rPr>
           <w:b w:val="0"/>
         </w:rPr>
-        <w:t>with explicit tail management, and a vol spike is the known failure mode. It now joins the forward</w:t>
+        <w:t>to observe whether the VRP regime returns. The audit also corrected the *core*: pairs WF 0.83 is</w:t>
       </w:r>
     </w:p>
     <w:p>
@@ -1409,7 +1475,19 @@
         <w:rPr>
           <w:b w:val="0"/>
         </w:rPr>
-        <w:t>paper-track (pairs + momentum + short-vol), each sized to honest conviction.</w:t>
+        <w:t xml:space="preserve">regime-dependent (first-half 0.27, 2022 −0.9); forward-honest </w:t>
+      </w:r>
+      <w:r>
+        <w:rPr>
+          <w:b/>
+        </w:rPr>
+        <w:t>~0.3–0.5</w:t>
+      </w:r>
+      <w:r>
+        <w:rPr>
+          <w:b w:val="0"/>
+        </w:rPr>
+        <w:t>.</w:t>
       </w:r>
     </w:p>
     <w:p>
@@ -1417,25 +1495,31 @@
         <w:rPr>
           <w:b w:val="0"/>
         </w:rPr>
-        <w:t xml:space="preserve">Veins still untried with this rigor: a </w:t>
+        <w:t xml:space="preserve">The honest direction: a </w:t>
       </w:r>
       <w:r>
         <w:rPr>
           <w:b/>
         </w:rPr>
-        <w:t>market-neutral event signal</w:t>
+        <w:t>genuinely uncorrelated axis</w:t>
       </w:r>
       <w:r>
         <w:rPr>
           <w:b w:val="0"/>
         </w:rPr>
-        <w:t xml:space="preserve"> and </w:t>
+        <w:t xml:space="preserve"> — ideally a </w:t>
       </w:r>
       <w:r>
         <w:rPr>
           <w:b/>
         </w:rPr>
-        <w:t>index reconstitution</w:t>
+        <w:t>long-volatility / convexity</w:t>
+      </w:r>
+      <w:r>
+        <w:rPr>
+          <w:b w:val="0"/>
+        </w:rPr>
+        <w:t xml:space="preserve"> sleeve</w:t>
       </w:r>
     </w:p>
     <w:p>
@@ -1443,7 +1527,7 @@
         <w:rPr>
           <w:b w:val="0"/>
         </w:rPr>
-        <w:t>(data-gated). The job, as always: reject cheaply, suspect any lift, and respect the tail you didn't</w:t>
+        <w:t>that actually *hedges* short-vol's crash (the correlation analysis proved the current book's tail is</w:t>
       </w:r>
     </w:p>
     <w:p>
@@ -1451,7 +1535,7 @@
         <w:rPr>
           <w:b w:val="0"/>
         </w:rPr>
-        <w:t>sample.</w:t>
+        <w:t>undiversified), plus a market-neutral event signal — each cleared through the out-of-universe +</w:t>
       </w:r>
     </w:p>
     <w:p>
@@ -1459,7 +1543,7 @@
         <w:rPr>
           <w:b w:val="0"/>
         </w:rPr>
-        <w:t>*Bottom line: the platform tells the truth. It rejected three plausible second legs — each of which a</w:t>
+        <w:t>out-of-regime bar, not an in-sample lift.</w:t>
       </w:r>
     </w:p>
     <w:p>
@@ -1467,7 +1551,23 @@
         <w:rPr>
           <w:b w:val="0"/>
         </w:rPr>
-        <w:t>naive backtest would have shipped — and then found a real one whose biggest risk it refuses to hide.*</w:t>
+        <w:t>*Bottom line: the platform tells the truth — including about itself. It rejected four plausible second</w:t>
+      </w:r>
+    </w:p>
+    <w:p>
+      <w:r>
+        <w:rPr>
+          <w:b w:val="0"/>
+        </w:rPr>
+        <w:t>legs, then turned the same adversarial lens on its own "validated" claims and caught the overselling</w:t>
+      </w:r>
+    </w:p>
+    <w:p>
+      <w:r>
+        <w:rPr>
+          <w:b w:val="0"/>
+        </w:rPr>
+        <w:t>before a real reviewer (or a live drawdown) could.*</w:t>
       </w:r>
     </w:p>
     <w:sectPr>
